--- a/TranThienBao_23690781_week2/TranThienBao_23690781_week2.docx
+++ b/TranThienBao_23690781_week2/TranThienBao_23690781_week2.docx
@@ -16,6 +16,12 @@
       <w:r>
         <w:t>Link github:</w:t>
       </w:r>
+      <w:r>
+        <w:t xml:space="preserve"> </w:t>
+      </w:r>
+      <w:r>
+        <w:t>https://github.com/baotranthien/OOP_TypeScript_React/tree/main/TranThienBao_23690781_week2</w:t>
+      </w:r>
     </w:p>
     <w:p>
       <w:r>
@@ -24,6 +30,9 @@
     </w:p>
     <w:p>
       <w:r>
+        <w:rPr>
+          <w:noProof/>
+        </w:rPr>
         <w:drawing>
           <wp:inline distT="0" distB="0" distL="0" distR="0" wp14:anchorId="07B81C39" wp14:editId="54611D68">
             <wp:extent cx="5943600" cy="3343275"/>
@@ -78,7 +87,7 @@
     </w:p>
     <w:p>
       <w:r>
-        <w:t>4. Lắng nghe kết quả trả về bằng phương thức `.then((message) =&gt; console.log(message))`.</w:t>
+        <w:t>4. Lắng nghe kết quả trả về bằng phương thức `.then((message) =&gt; console.log(message))`</w:t>
       </w:r>
     </w:p>
     <w:p>
@@ -94,6 +103,9 @@
     </w:p>
     <w:p>
       <w:r>
+        <w:rPr>
+          <w:noProof/>
+        </w:rPr>
         <w:drawing>
           <wp:inline distT="0" distB="0" distL="0" distR="0" wp14:anchorId="6770FAB8" wp14:editId="62EDC962">
             <wp:extent cx="5943600" cy="3343275"/>
@@ -164,6 +176,9 @@
     </w:p>
     <w:p>
       <w:r>
+        <w:rPr>
+          <w:noProof/>
+        </w:rPr>
         <w:drawing>
           <wp:inline distT="0" distB="0" distL="0" distR="0" wp14:anchorId="2D47391E" wp14:editId="55BB2ACE">
             <wp:extent cx="5943600" cy="3343275"/>
@@ -234,6 +249,9 @@
     </w:p>
     <w:p>
       <w:r>
+        <w:rPr>
+          <w:noProof/>
+        </w:rPr>
         <w:drawing>
           <wp:inline distT="0" distB="0" distL="0" distR="0" wp14:anchorId="1AFE0E3C" wp14:editId="6C0A9307">
             <wp:extent cx="5943600" cy="3343275"/>
@@ -304,6 +322,9 @@
     </w:p>
     <w:p>
       <w:r>
+        <w:rPr>
+          <w:noProof/>
+        </w:rPr>
         <w:drawing>
           <wp:inline distT="0" distB="0" distL="0" distR="0" wp14:anchorId="5598FB00" wp14:editId="0820480B">
             <wp:extent cx="5943600" cy="3343275"/>
@@ -374,6 +395,9 @@
     </w:p>
     <w:p>
       <w:r>
+        <w:rPr>
+          <w:noProof/>
+        </w:rPr>
         <w:drawing>
           <wp:inline distT="0" distB="0" distL="0" distR="0" wp14:anchorId="1F1EAB61" wp14:editId="24C829CA">
             <wp:extent cx="5943600" cy="3343275"/>
@@ -444,6 +468,9 @@
     </w:p>
     <w:p>
       <w:r>
+        <w:rPr>
+          <w:noProof/>
+        </w:rPr>
         <w:drawing>
           <wp:inline distT="0" distB="0" distL="0" distR="0" wp14:anchorId="74AEFDF4" wp14:editId="7B716A22">
             <wp:extent cx="5943600" cy="3343275"/>
@@ -515,6 +542,9 @@
     </w:p>
     <w:p>
       <w:r>
+        <w:rPr>
+          <w:noProof/>
+        </w:rPr>
         <w:drawing>
           <wp:inline distT="0" distB="0" distL="0" distR="0" wp14:anchorId="07F63614" wp14:editId="46F36306">
             <wp:extent cx="5943600" cy="3343275"/>
@@ -590,6 +620,9 @@
     </w:p>
     <w:p>
       <w:r>
+        <w:rPr>
+          <w:noProof/>
+        </w:rPr>
         <w:drawing>
           <wp:inline distT="0" distB="0" distL="0" distR="0" wp14:anchorId="464BB459" wp14:editId="0E6DCE01">
             <wp:extent cx="5943600" cy="3343275"/>
@@ -661,6 +694,9 @@
     </w:p>
     <w:p>
       <w:r>
+        <w:rPr>
+          <w:noProof/>
+        </w:rPr>
         <w:drawing>
           <wp:inline distT="0" distB="0" distL="0" distR="0" wp14:anchorId="343869D6" wp14:editId="77701538">
             <wp:extent cx="5943600" cy="3343275"/>
@@ -736,6 +772,9 @@
     </w:p>
     <w:p>
       <w:r>
+        <w:rPr>
+          <w:noProof/>
+        </w:rPr>
         <w:drawing>
           <wp:inline distT="0" distB="0" distL="0" distR="0" wp14:anchorId="724434B0" wp14:editId="78F838B1">
             <wp:extent cx="5943600" cy="3343275"/>
@@ -806,6 +845,9 @@
     </w:p>
     <w:p>
       <w:r>
+        <w:rPr>
+          <w:noProof/>
+        </w:rPr>
         <w:drawing>
           <wp:inline distT="0" distB="0" distL="0" distR="0" wp14:anchorId="153492DE" wp14:editId="7AC684DF">
             <wp:extent cx="5943600" cy="3343275"/>
@@ -876,6 +918,9 @@
     </w:p>
     <w:p>
       <w:r>
+        <w:rPr>
+          <w:noProof/>
+        </w:rPr>
         <w:drawing>
           <wp:inline distT="0" distB="0" distL="0" distR="0" wp14:anchorId="07CCC876" wp14:editId="1E235CE6">
             <wp:extent cx="5943600" cy="3343275"/>
@@ -946,6 +991,9 @@
     </w:p>
     <w:p>
       <w:r>
+        <w:rPr>
+          <w:noProof/>
+        </w:rPr>
         <w:drawing>
           <wp:inline distT="0" distB="0" distL="0" distR="0" wp14:anchorId="0A9556DC" wp14:editId="267D67E4">
             <wp:extent cx="5943600" cy="3343275"/>
@@ -1016,6 +1064,9 @@
     </w:p>
     <w:p>
       <w:r>
+        <w:rPr>
+          <w:noProof/>
+        </w:rPr>
         <w:drawing>
           <wp:inline distT="0" distB="0" distL="0" distR="0" wp14:anchorId="2D424AF6" wp14:editId="3D589D5E">
             <wp:extent cx="5943600" cy="3343275"/>
@@ -1101,6 +1152,9 @@
     </w:p>
     <w:p>
       <w:r>
+        <w:rPr>
+          <w:noProof/>
+        </w:rPr>
         <w:drawing>
           <wp:inline distT="0" distB="0" distL="0" distR="0" wp14:anchorId="4DE6057E" wp14:editId="04B2CA9D">
             <wp:extent cx="5943600" cy="3343275"/>
@@ -1171,6 +1225,9 @@
     </w:p>
     <w:p>
       <w:r>
+        <w:rPr>
+          <w:noProof/>
+        </w:rPr>
         <w:drawing>
           <wp:inline distT="0" distB="0" distL="0" distR="0" wp14:anchorId="7B938ED9" wp14:editId="00A77127">
             <wp:extent cx="5943600" cy="3343275"/>
@@ -1241,6 +1298,9 @@
     </w:p>
     <w:p>
       <w:r>
+        <w:rPr>
+          <w:noProof/>
+        </w:rPr>
         <w:drawing>
           <wp:inline distT="0" distB="0" distL="0" distR="0" wp14:anchorId="5EFD717A" wp14:editId="6F3294B2">
             <wp:extent cx="5943600" cy="3343275"/>
@@ -1311,6 +1371,9 @@
     </w:p>
     <w:p>
       <w:r>
+        <w:rPr>
+          <w:noProof/>
+        </w:rPr>
         <w:drawing>
           <wp:inline distT="0" distB="0" distL="0" distR="0" wp14:anchorId="6FC3A044" wp14:editId="65B83C27">
             <wp:extent cx="5943600" cy="3343275"/>
@@ -1381,6 +1444,9 @@
     </w:p>
     <w:p>
       <w:r>
+        <w:rPr>
+          <w:noProof/>
+        </w:rPr>
         <w:drawing>
           <wp:inline distT="0" distB="0" distL="0" distR="0" wp14:anchorId="459A9E02" wp14:editId="39873BB4">
             <wp:extent cx="5943600" cy="3343275"/>
@@ -1456,6 +1522,9 @@
     </w:p>
     <w:p>
       <w:r>
+        <w:rPr>
+          <w:noProof/>
+        </w:rPr>
         <w:drawing>
           <wp:inline distT="0" distB="0" distL="0" distR="0" wp14:anchorId="6589B243" wp14:editId="242C940A">
             <wp:extent cx="5943600" cy="3343275"/>
@@ -1526,6 +1595,9 @@
     </w:p>
     <w:p>
       <w:r>
+        <w:rPr>
+          <w:noProof/>
+        </w:rPr>
         <w:drawing>
           <wp:inline distT="0" distB="0" distL="0" distR="0" wp14:anchorId="37D9990A" wp14:editId="15A49E48">
             <wp:extent cx="5943600" cy="3343275"/>
@@ -1596,6 +1668,9 @@
     </w:p>
     <w:p>
       <w:r>
+        <w:rPr>
+          <w:noProof/>
+        </w:rPr>
         <w:drawing>
           <wp:inline distT="0" distB="0" distL="0" distR="0" wp14:anchorId="74EC0160" wp14:editId="0D84BEF9">
             <wp:extent cx="5943600" cy="3343275"/>
@@ -1635,6 +1710,9 @@
     </w:p>
     <w:p>
       <w:r>
+        <w:rPr>
+          <w:noProof/>
+        </w:rPr>
         <w:drawing>
           <wp:inline distT="0" distB="0" distL="0" distR="0" wp14:anchorId="7DB61529" wp14:editId="052247E9">
             <wp:extent cx="5943600" cy="3343275"/>
@@ -1700,6 +1778,9 @@
     </w:p>
     <w:p>
       <w:r>
+        <w:rPr>
+          <w:noProof/>
+        </w:rPr>
         <w:drawing>
           <wp:inline distT="0" distB="0" distL="0" distR="0" wp14:anchorId="127E9FB5" wp14:editId="2C36AE46">
             <wp:extent cx="5943600" cy="3343275"/>
@@ -1780,6 +1861,9 @@
     </w:p>
     <w:p>
       <w:r>
+        <w:rPr>
+          <w:noProof/>
+        </w:rPr>
         <w:drawing>
           <wp:inline distT="0" distB="0" distL="0" distR="0" wp14:anchorId="4ACE8190" wp14:editId="0C8C1434">
             <wp:extent cx="5943600" cy="3343275"/>
@@ -1850,6 +1934,9 @@
     </w:p>
     <w:p>
       <w:r>
+        <w:rPr>
+          <w:noProof/>
+        </w:rPr>
         <w:drawing>
           <wp:inline distT="0" distB="0" distL="0" distR="0" wp14:anchorId="09B0C721" wp14:editId="3300BCEF">
             <wp:extent cx="5943600" cy="3343275"/>
@@ -1920,6 +2007,9 @@
     </w:p>
     <w:p>
       <w:r>
+        <w:rPr>
+          <w:noProof/>
+        </w:rPr>
         <w:drawing>
           <wp:inline distT="0" distB="0" distL="0" distR="0" wp14:anchorId="68318DD0" wp14:editId="33815E44">
             <wp:extent cx="5943600" cy="3343275"/>
@@ -2005,6 +2095,9 @@
     </w:p>
     <w:p>
       <w:r>
+        <w:rPr>
+          <w:noProof/>
+        </w:rPr>
         <w:drawing>
           <wp:inline distT="0" distB="0" distL="0" distR="0" wp14:anchorId="5278C04C" wp14:editId="52F9E1AF">
             <wp:extent cx="5943600" cy="3343275"/>
@@ -2075,6 +2168,9 @@
     </w:p>
     <w:p>
       <w:r>
+        <w:rPr>
+          <w:noProof/>
+        </w:rPr>
         <w:drawing>
           <wp:inline distT="0" distB="0" distL="0" distR="0" wp14:anchorId="585A28FD" wp14:editId="0257BC32">
             <wp:extent cx="5943600" cy="3343275"/>
@@ -2150,6 +2246,9 @@
     </w:p>
     <w:p>
       <w:r>
+        <w:rPr>
+          <w:noProof/>
+        </w:rPr>
         <w:drawing>
           <wp:inline distT="0" distB="0" distL="0" distR="0" wp14:anchorId="56ED3091" wp14:editId="74ADC4B7">
             <wp:extent cx="5943600" cy="3343275"/>
@@ -2835,6 +2934,7 @@
   <w:style w:type="character" w:default="1" w:styleId="DefaultParagraphFont">
     <w:name w:val="Default Paragraph Font"/>
     <w:uiPriority w:val="1"/>
+    <w:semiHidden/>
     <w:unhideWhenUsed/>
   </w:style>
   <w:style w:type="table" w:default="1" w:styleId="TableNormal">
